--- a/resultados/PETR4/terminal.docx
+++ b/resultados/PETR4/terminal.docx
@@ -38193,6 +38193,2442 @@
     <w:p>
       <w:r>
         <w:t>Taxa de Acerto Direcional SVR de todo o período de teste: 45.90%</w:t>
+      </w:r>
+    </w:p>
+    <w:p>
+      <w:r>
+        <w:t>Taxa de Acerto Direcional SVR das primeiras 10 previsões: 30.00%</w:t>
+      </w:r>
+    </w:p>
+    <w:p>
+      <w:pPr>
+        <w:pBdr>
+          <w:bottom w:val="single" w:sz="6" w:space="1" w:color="auto"/>
+        </w:pBdr>
+      </w:pPr>
+    </w:p>
+    <w:p>
+      <w:r>
+        <w:t>(.</w:t>
+      </w:r>
+      <w:proofErr w:type="spellStart"/>
+      <w:r>
+        <w:t>venv</w:t>
+      </w:r>
+      <w:proofErr w:type="spellEnd"/>
+      <w:r>
+        <w:t>) PS C:\Users\Usuário\Documents\GitHub\TCC&gt; &amp; c:\Users\Usuário\Documents\GitHub\TCC\.venv\Scripts\python.exe c:/Users/Usuário/Documents/GitHub/TCC/multivar8_lstmXsvr_abs_dolar.py</w:t>
+      </w:r>
+    </w:p>
+    <w:p>
+      <w:r>
+        <w:t xml:space="preserve">Formato do </w:t>
+      </w:r>
+      <w:proofErr w:type="spellStart"/>
+      <w:r>
+        <w:t>x_treino</w:t>
+      </w:r>
+      <w:proofErr w:type="spellEnd"/>
+      <w:r>
+        <w:t>: (3209, 21, 13)</w:t>
+      </w:r>
+    </w:p>
+    <w:p>
+      <w:r>
+        <w:t xml:space="preserve">Formato do </w:t>
+      </w:r>
+      <w:proofErr w:type="spellStart"/>
+      <w:r>
+        <w:t>y_treino</w:t>
+      </w:r>
+      <w:proofErr w:type="spellEnd"/>
+      <w:r>
+        <w:t>: (3209, 1)</w:t>
+      </w:r>
+    </w:p>
+    <w:p>
+      <w:pPr>
+        <w:rPr>
+          <w:lang w:val="en-US"/>
+        </w:rPr>
+      </w:pPr>
+      <w:r>
+        <w:rPr>
+          <w:lang w:val="en-US"/>
+        </w:rPr>
+        <w:t>Fitting 3 folds for each of 12 candidates, totalling 36 fits</w:t>
+      </w:r>
+    </w:p>
+    <w:p>
+      <w:pPr>
+        <w:rPr>
+          <w:lang w:val="en-US"/>
+        </w:rPr>
+      </w:pPr>
+      <w:r>
+        <w:rPr>
+          <w:lang w:val="en-US"/>
+        </w:rPr>
+        <w:t>[CV] END max_epochs=20, module__hidden_size=20, module__num_layers=2, optimizer__lr=0.001; total time=   7.3s</w:t>
+      </w:r>
+    </w:p>
+    <w:p>
+      <w:pPr>
+        <w:rPr>
+          <w:lang w:val="en-US"/>
+        </w:rPr>
+      </w:pPr>
+      <w:r>
+        <w:rPr>
+          <w:lang w:val="en-US"/>
+        </w:rPr>
+        <w:t>[CV] END max_epochs=20, module__hidden_size=20, module__num_layers=2, optimizer__lr=0.001; total time=   4.7s</w:t>
+      </w:r>
+    </w:p>
+    <w:p>
+      <w:pPr>
+        <w:rPr>
+          <w:lang w:val="en-US"/>
+        </w:rPr>
+      </w:pPr>
+      <w:r>
+        <w:rPr>
+          <w:lang w:val="en-US"/>
+        </w:rPr>
+        <w:t>[CV] END max_epochs=20, module__hidden_size=20, module__num_layers=2, optimizer__lr=0.001; total time=   6.9s</w:t>
+      </w:r>
+    </w:p>
+    <w:p>
+      <w:pPr>
+        <w:rPr>
+          <w:lang w:val="en-US"/>
+        </w:rPr>
+      </w:pPr>
+      <w:r>
+        <w:rPr>
+          <w:lang w:val="en-US"/>
+        </w:rPr>
+        <w:t>[CV] END max_epochs=20, module__hidden_size=20, module__num_layers=3, optimizer__lr=0.001; total time=   2.9s</w:t>
+      </w:r>
+    </w:p>
+    <w:p>
+      <w:pPr>
+        <w:rPr>
+          <w:lang w:val="en-US"/>
+        </w:rPr>
+      </w:pPr>
+      <w:r>
+        <w:rPr>
+          <w:lang w:val="en-US"/>
+        </w:rPr>
+        <w:t>[CV] END max_epochs=20, module__hidden_size=20, module__num_layers=3, optimizer__lr=0.001; total time=   6.6s</w:t>
+      </w:r>
+    </w:p>
+    <w:p>
+      <w:pPr>
+        <w:rPr>
+          <w:lang w:val="en-US"/>
+        </w:rPr>
+      </w:pPr>
+      <w:r>
+        <w:rPr>
+          <w:lang w:val="en-US"/>
+        </w:rPr>
+        <w:t>[CV] END max_epochs=20, module__hidden_size=20, module__num_layers=3, optimizer__lr=0.001; total time=   8.9s</w:t>
+      </w:r>
+    </w:p>
+    <w:p>
+      <w:pPr>
+        <w:rPr>
+          <w:lang w:val="en-US"/>
+        </w:rPr>
+      </w:pPr>
+      <w:r>
+        <w:rPr>
+          <w:lang w:val="en-US"/>
+        </w:rPr>
+        <w:t>[CV] END max_epochs=20, module__hidden_size=50, module__num_layers=2, optimizer__lr=0.001; total time=   3.4s</w:t>
+      </w:r>
+    </w:p>
+    <w:p>
+      <w:pPr>
+        <w:rPr>
+          <w:lang w:val="en-US"/>
+        </w:rPr>
+      </w:pPr>
+      <w:r>
+        <w:rPr>
+          <w:lang w:val="en-US"/>
+        </w:rPr>
+        <w:t>[CV] END max_epochs=20, module__hidden_size=50, module__num_layers=2, optimizer__lr=0.001; total time=   5.8s</w:t>
+      </w:r>
+    </w:p>
+    <w:p>
+      <w:pPr>
+        <w:rPr>
+          <w:lang w:val="en-US"/>
+        </w:rPr>
+      </w:pPr>
+      <w:r>
+        <w:rPr>
+          <w:lang w:val="en-US"/>
+        </w:rPr>
+        <w:t>[CV] END max_epochs=20, module__hidden_size=50, module__num_layers=2, optimizer__lr=0.001; total time=   8.6s</w:t>
+      </w:r>
+    </w:p>
+    <w:p>
+      <w:pPr>
+        <w:rPr>
+          <w:lang w:val="en-US"/>
+        </w:rPr>
+      </w:pPr>
+      <w:r>
+        <w:rPr>
+          <w:lang w:val="en-US"/>
+        </w:rPr>
+        <w:lastRenderedPageBreak/>
+        <w:t>[CV] END max_epochs=20, module__hidden_size=50, module__num_layers=3, optimizer__lr=0.001; total time=   3.7s</w:t>
+      </w:r>
+    </w:p>
+    <w:p>
+      <w:pPr>
+        <w:rPr>
+          <w:lang w:val="en-US"/>
+        </w:rPr>
+      </w:pPr>
+      <w:r>
+        <w:rPr>
+          <w:lang w:val="en-US"/>
+        </w:rPr>
+        <w:t>[CV] END max_epochs=20, module__hidden_size=50, module__num_layers=3, optimizer__lr=0.001; total time=   7.7s</w:t>
+      </w:r>
+    </w:p>
+    <w:p>
+      <w:pPr>
+        <w:rPr>
+          <w:lang w:val="en-US"/>
+        </w:rPr>
+      </w:pPr>
+      <w:r>
+        <w:rPr>
+          <w:lang w:val="en-US"/>
+        </w:rPr>
+        <w:t>[CV] END max_epochs=20, module__hidden_size=50, module__num_layers=3, optimizer__lr=0.001; total time=  11.1s</w:t>
+      </w:r>
+    </w:p>
+    <w:p>
+      <w:pPr>
+        <w:rPr>
+          <w:lang w:val="en-US"/>
+        </w:rPr>
+      </w:pPr>
+      <w:r>
+        <w:rPr>
+          <w:lang w:val="en-US"/>
+        </w:rPr>
+        <w:t>[CV] END max_epochs=50, module__hidden_size=20, module__num_layers=2, optimizer__lr=0.001; total time=   5.3s</w:t>
+      </w:r>
+    </w:p>
+    <w:p>
+      <w:pPr>
+        <w:rPr>
+          <w:lang w:val="en-US"/>
+        </w:rPr>
+      </w:pPr>
+      <w:r>
+        <w:rPr>
+          <w:lang w:val="en-US"/>
+        </w:rPr>
+        <w:t>[CV] END max_epochs=50, module__hidden_size=20, module__num_layers=2, optimizer__lr=0.001; total time=  10.5s</w:t>
+      </w:r>
+    </w:p>
+    <w:p>
+      <w:pPr>
+        <w:rPr>
+          <w:lang w:val="en-US"/>
+        </w:rPr>
+      </w:pPr>
+      <w:r>
+        <w:rPr>
+          <w:lang w:val="en-US"/>
+        </w:rPr>
+        <w:t>[CV] END max_epochs=50, module__hidden_size=20, module__num_layers=2, optimizer__lr=0.001; total time=  15.3s</w:t>
+      </w:r>
+    </w:p>
+    <w:p>
+      <w:pPr>
+        <w:rPr>
+          <w:lang w:val="en-US"/>
+        </w:rPr>
+      </w:pPr>
+      <w:r>
+        <w:rPr>
+          <w:lang w:val="en-US"/>
+        </w:rPr>
+        <w:t>[CV] END max_epochs=50, module__hidden_size=20, module__num_layers=3, optimizer__lr=0.001; total time=   7.1s</w:t>
+      </w:r>
+    </w:p>
+    <w:p>
+      <w:pPr>
+        <w:rPr>
+          <w:lang w:val="en-US"/>
+        </w:rPr>
+      </w:pPr>
+      <w:r>
+        <w:rPr>
+          <w:lang w:val="en-US"/>
+        </w:rPr>
+        <w:t>[CV] END max_epochs=50, module__hidden_size=20, module__num_layers=3, optimizer__lr=0.001; total time=  13.8s</w:t>
+      </w:r>
+    </w:p>
+    <w:p>
+      <w:pPr>
+        <w:rPr>
+          <w:lang w:val="en-US"/>
+        </w:rPr>
+      </w:pPr>
+      <w:r>
+        <w:rPr>
+          <w:lang w:val="en-US"/>
+        </w:rPr>
+        <w:t>[CV] END max_epochs=50, module__hidden_size=20, module__num_layers=3, optimizer__lr=0.001; total time=  22.1s</w:t>
+      </w:r>
+    </w:p>
+    <w:p>
+      <w:pPr>
+        <w:rPr>
+          <w:lang w:val="en-US"/>
+        </w:rPr>
+      </w:pPr>
+      <w:r>
+        <w:rPr>
+          <w:lang w:val="en-US"/>
+        </w:rPr>
+        <w:t>[CV] END max_epochs=50, module__hidden_size=50, module__num_layers=2, optimizer__lr=0.001; total time=   7.4s</w:t>
+      </w:r>
+    </w:p>
+    <w:p>
+      <w:pPr>
+        <w:rPr>
+          <w:lang w:val="en-US"/>
+        </w:rPr>
+      </w:pPr>
+      <w:r>
+        <w:rPr>
+          <w:lang w:val="en-US"/>
+        </w:rPr>
+        <w:t>[CV] END max_epochs=50, module__hidden_size=50, module__num_layers=2, optimizer__lr=0.001; total time=  14.1s</w:t>
+      </w:r>
+    </w:p>
+    <w:p>
+      <w:pPr>
+        <w:rPr>
+          <w:lang w:val="en-US"/>
+        </w:rPr>
+      </w:pPr>
+      <w:r>
+        <w:rPr>
+          <w:lang w:val="en-US"/>
+        </w:rPr>
+        <w:t>[CV] END max_epochs=50, module__hidden_size=50, module__num_layers=2, optimizer__lr=0.001; total time=  19.4s</w:t>
+      </w:r>
+    </w:p>
+    <w:p>
+      <w:pPr>
+        <w:rPr>
+          <w:lang w:val="en-US"/>
+        </w:rPr>
+      </w:pPr>
+      <w:r>
+        <w:rPr>
+          <w:lang w:val="en-US"/>
+        </w:rPr>
+        <w:t>[CV] END max_epochs=50, module__hidden_size=50, module__num_layers=3, optimizer__lr=0.001; total time=   9.8s</w:t>
+      </w:r>
+    </w:p>
+    <w:p>
+      <w:pPr>
+        <w:rPr>
+          <w:lang w:val="en-US"/>
+        </w:rPr>
+      </w:pPr>
+      <w:r>
+        <w:rPr>
+          <w:lang w:val="en-US"/>
+        </w:rPr>
+        <w:t>[CV] END max_epochs=50, module__hidden_size=50, module__num_layers=3, optimizer__lr=0.001; total time=  18.3s</w:t>
+      </w:r>
+    </w:p>
+    <w:p>
+      <w:pPr>
+        <w:rPr>
+          <w:lang w:val="en-US"/>
+        </w:rPr>
+      </w:pPr>
+      <w:r>
+        <w:rPr>
+          <w:lang w:val="en-US"/>
+        </w:rPr>
+        <w:t>[CV] END max_epochs=50, module__hidden_size=50, module__num_layers=3, optimizer__lr=0.001; total time=  27.1s</w:t>
+      </w:r>
+    </w:p>
+    <w:p>
+      <w:pPr>
+        <w:rPr>
+          <w:lang w:val="en-US"/>
+        </w:rPr>
+      </w:pPr>
+      <w:r>
+        <w:rPr>
+          <w:lang w:val="en-US"/>
+        </w:rPr>
+        <w:t>[CV] END max_epochs=100, module__hidden_size=20, module__num_layers=2, optimizer__lr=0.001; total time=  10.4s</w:t>
+      </w:r>
+    </w:p>
+    <w:p>
+      <w:pPr>
+        <w:rPr>
+          <w:lang w:val="en-US"/>
+        </w:rPr>
+      </w:pPr>
+      <w:r>
+        <w:rPr>
+          <w:lang w:val="en-US"/>
+        </w:rPr>
+        <w:t>[CV] END max_epochs=100, module__hidden_size=20, module__num_layers=2, optimizer__lr=0.001; total time=  24.5s</w:t>
+      </w:r>
+    </w:p>
+    <w:p>
+      <w:pPr>
+        <w:rPr>
+          <w:lang w:val="en-US"/>
+        </w:rPr>
+      </w:pPr>
+      <w:r>
+        <w:rPr>
+          <w:lang w:val="en-US"/>
+        </w:rPr>
+        <w:t>[CV] END max_epochs=100, module__hidden_size=20, module__num_layers=2, optimizer__lr=0.001; total time=  31.0s</w:t>
+      </w:r>
+    </w:p>
+    <w:p>
+      <w:pPr>
+        <w:rPr>
+          <w:lang w:val="en-US"/>
+        </w:rPr>
+      </w:pPr>
+      <w:r>
+        <w:rPr>
+          <w:lang w:val="en-US"/>
+        </w:rPr>
+        <w:t>[CV] END max_epochs=100, module__hidden_size=20, module__num_layers=3, optimizer__lr=0.001; total time=  13.8s</w:t>
+      </w:r>
+    </w:p>
+    <w:p>
+      <w:pPr>
+        <w:rPr>
+          <w:lang w:val="en-US"/>
+        </w:rPr>
+      </w:pPr>
+      <w:r>
+        <w:rPr>
+          <w:lang w:val="en-US"/>
+        </w:rPr>
+        <w:lastRenderedPageBreak/>
+        <w:t>[CV] END max_epochs=100, module__hidden_size=20, module__num_layers=3, optimizer__lr=0.001; total time=  27.6s</w:t>
+      </w:r>
+    </w:p>
+    <w:p>
+      <w:pPr>
+        <w:rPr>
+          <w:lang w:val="en-US"/>
+        </w:rPr>
+      </w:pPr>
+      <w:r>
+        <w:rPr>
+          <w:lang w:val="en-US"/>
+        </w:rPr>
+        <w:t>[CV] END max_epochs=100, module__hidden_size=20, module__num_layers=3, optimizer__lr=0.001; total time=  44.5s</w:t>
+      </w:r>
+    </w:p>
+    <w:p>
+      <w:pPr>
+        <w:rPr>
+          <w:lang w:val="en-US"/>
+        </w:rPr>
+      </w:pPr>
+      <w:r>
+        <w:rPr>
+          <w:lang w:val="en-US"/>
+        </w:rPr>
+        <w:t>[CV] END max_epochs=100, module__hidden_size=50, module__num_layers=2, optimizer__lr=0.001; total time=  15.0s</w:t>
+      </w:r>
+    </w:p>
+    <w:p>
+      <w:pPr>
+        <w:rPr>
+          <w:lang w:val="en-US"/>
+        </w:rPr>
+      </w:pPr>
+      <w:r>
+        <w:rPr>
+          <w:lang w:val="en-US"/>
+        </w:rPr>
+        <w:t>[CV] END max_epochs=100, module__hidden_size=50, module__num_layers=2, optimizer__lr=0.001; total time=  27.6s</w:t>
+      </w:r>
+    </w:p>
+    <w:p>
+      <w:pPr>
+        <w:rPr>
+          <w:lang w:val="en-US"/>
+        </w:rPr>
+      </w:pPr>
+      <w:r>
+        <w:rPr>
+          <w:lang w:val="en-US"/>
+        </w:rPr>
+        <w:t>[CV] END max_epochs=100, module__hidden_size=50, module__num_layers=2, optimizer__lr=0.001; total time=  38.6s</w:t>
+      </w:r>
+    </w:p>
+    <w:p>
+      <w:pPr>
+        <w:rPr>
+          <w:lang w:val="en-US"/>
+        </w:rPr>
+      </w:pPr>
+      <w:r>
+        <w:rPr>
+          <w:lang w:val="en-US"/>
+        </w:rPr>
+        <w:t>[CV] END max_epochs=100, module__hidden_size=50, module__num_layers=3, optimizer__lr=0.001; total time=  18.3s</w:t>
+      </w:r>
+    </w:p>
+    <w:p>
+      <w:pPr>
+        <w:rPr>
+          <w:lang w:val="en-US"/>
+        </w:rPr>
+      </w:pPr>
+      <w:r>
+        <w:rPr>
+          <w:lang w:val="en-US"/>
+        </w:rPr>
+        <w:t>[CV] END max_epochs=100, module__hidden_size=50, module__num_layers=3, optimizer__lr=0.001; total time=  36.5s</w:t>
+      </w:r>
+    </w:p>
+    <w:p>
+      <w:pPr>
+        <w:rPr>
+          <w:lang w:val="en-US"/>
+        </w:rPr>
+      </w:pPr>
+      <w:r>
+        <w:rPr>
+          <w:lang w:val="en-US"/>
+        </w:rPr>
+        <w:t>[CV] END max_epochs=100, module__hidden_size=50, module__num_layers=3, optimizer__lr=0.001; total time=  58.0s</w:t>
+      </w:r>
+    </w:p>
+    <w:p>
+      <w:r>
+        <w:t xml:space="preserve">Melhores </w:t>
+      </w:r>
+      <w:proofErr w:type="spellStart"/>
+      <w:r>
+        <w:t>hiperparâmetros</w:t>
+      </w:r>
+      <w:proofErr w:type="spellEnd"/>
+      <w:r>
+        <w:t xml:space="preserve"> LSTM encontrados: {'</w:t>
+      </w:r>
+      <w:proofErr w:type="spellStart"/>
+      <w:r>
+        <w:t>max_epochs</w:t>
+      </w:r>
+      <w:proofErr w:type="spellEnd"/>
+      <w:r>
+        <w:t>': 20, 'module__</w:t>
+      </w:r>
+      <w:proofErr w:type="spellStart"/>
+      <w:r>
+        <w:t>hidden_size</w:t>
+      </w:r>
+      <w:proofErr w:type="spellEnd"/>
+      <w:r>
+        <w:t>': 20, 'module__</w:t>
+      </w:r>
+      <w:proofErr w:type="spellStart"/>
+      <w:r>
+        <w:t>num_layers</w:t>
+      </w:r>
+      <w:proofErr w:type="spellEnd"/>
+      <w:r>
+        <w:t>': 2, '</w:t>
+      </w:r>
+      <w:proofErr w:type="spellStart"/>
+      <w:r>
+        <w:t>optimizer</w:t>
+      </w:r>
+      <w:proofErr w:type="spellEnd"/>
+      <w:r>
+        <w:t>__</w:t>
+      </w:r>
+      <w:proofErr w:type="spellStart"/>
+      <w:r>
+        <w:t>lr</w:t>
+      </w:r>
+      <w:proofErr w:type="spellEnd"/>
+      <w:r>
+        <w:t>': 0.001}</w:t>
+      </w:r>
+    </w:p>
+    <w:p>
+      <w:r>
+        <w:t>Melhor MAE: -0.04574394101897875</w:t>
+      </w:r>
+    </w:p>
+    <w:p/>
+    <w:p>
+      <w:r>
+        <w:t>TABELA COMPARATIVA DE HIPERPARÂMETROS</w:t>
+      </w:r>
+    </w:p>
+    <w:p>
+      <w:r>
+        <w:t xml:space="preserve">    Épocas  Neurônios  Camadas  Taxa de aprendizado (LR)       MAE</w:t>
+      </w:r>
+    </w:p>
+    <w:p>
+      <w:pPr>
+        <w:rPr>
+          <w:lang w:val="en-US"/>
+        </w:rPr>
+      </w:pPr>
+      <w:r>
+        <w:rPr>
+          <w:lang w:val="en-US"/>
+        </w:rPr>
+        <w:t>0       20         20        2                     0.001  0.045744</w:t>
+      </w:r>
+    </w:p>
+    <w:p>
+      <w:pPr>
+        <w:rPr>
+          <w:lang w:val="en-US"/>
+        </w:rPr>
+      </w:pPr>
+      <w:r>
+        <w:rPr>
+          <w:lang w:val="en-US"/>
+        </w:rPr>
+        <w:t>1       20         20        3                     0.001  0.046629</w:t>
+      </w:r>
+    </w:p>
+    <w:p>
+      <w:pPr>
+        <w:rPr>
+          <w:lang w:val="en-US"/>
+        </w:rPr>
+      </w:pPr>
+      <w:r>
+        <w:rPr>
+          <w:lang w:val="en-US"/>
+        </w:rPr>
+        <w:t>2       50         50        3                     0.001  0.047144</w:t>
+      </w:r>
+    </w:p>
+    <w:p>
+      <w:pPr>
+        <w:rPr>
+          <w:lang w:val="en-US"/>
+        </w:rPr>
+      </w:pPr>
+      <w:r>
+        <w:rPr>
+          <w:lang w:val="en-US"/>
+        </w:rPr>
+        <w:t>3       50         50        2                     0.001  0.048393</w:t>
+      </w:r>
+    </w:p>
+    <w:p>
+      <w:pPr>
+        <w:rPr>
+          <w:lang w:val="en-US"/>
+        </w:rPr>
+      </w:pPr>
+      <w:r>
+        <w:rPr>
+          <w:lang w:val="en-US"/>
+        </w:rPr>
+        <w:t>4      100         20        3                     0.001  0.049371</w:t>
+      </w:r>
+    </w:p>
+    <w:p>
+      <w:pPr>
+        <w:rPr>
+          <w:lang w:val="en-US"/>
+        </w:rPr>
+      </w:pPr>
+      <w:r>
+        <w:rPr>
+          <w:lang w:val="en-US"/>
+        </w:rPr>
+        <w:t>5       50         20        3                     0.001  0.050791</w:t>
+      </w:r>
+    </w:p>
+    <w:p>
+      <w:pPr>
+        <w:rPr>
+          <w:lang w:val="en-US"/>
+        </w:rPr>
+      </w:pPr>
+      <w:r>
+        <w:rPr>
+          <w:lang w:val="en-US"/>
+        </w:rPr>
+        <w:t>6       20         50        2                     0.001  0.051118</w:t>
+      </w:r>
+    </w:p>
+    <w:p>
+      <w:pPr>
+        <w:rPr>
+          <w:lang w:val="en-US"/>
+        </w:rPr>
+      </w:pPr>
+      <w:r>
+        <w:rPr>
+          <w:lang w:val="en-US"/>
+        </w:rPr>
+        <w:t>7       20         50        3                     0.001  0.051146</w:t>
+      </w:r>
+    </w:p>
+    <w:p>
+      <w:pPr>
+        <w:rPr>
+          <w:lang w:val="en-US"/>
+        </w:rPr>
+      </w:pPr>
+      <w:r>
+        <w:rPr>
+          <w:lang w:val="en-US"/>
+        </w:rPr>
+        <w:t>8      100         50        2                     0.001  0.054809</w:t>
+      </w:r>
+    </w:p>
+    <w:p>
+      <w:pPr>
+        <w:rPr>
+          <w:lang w:val="en-US"/>
+        </w:rPr>
+      </w:pPr>
+      <w:r>
+        <w:rPr>
+          <w:lang w:val="en-US"/>
+        </w:rPr>
+        <w:t>9       50         20        2                     0.001  0.055913</w:t>
+      </w:r>
+    </w:p>
+    <w:p>
+      <w:pPr>
+        <w:rPr>
+          <w:lang w:val="en-US"/>
+        </w:rPr>
+      </w:pPr>
+      <w:r>
+        <w:rPr>
+          <w:lang w:val="en-US"/>
+        </w:rPr>
+        <w:t>10     100         50        3                     0.001  0.057420</w:t>
+      </w:r>
+    </w:p>
+    <w:p>
+      <w:pPr>
+        <w:rPr>
+          <w:lang w:val="en-US"/>
+        </w:rPr>
+      </w:pPr>
+      <w:r>
+        <w:rPr>
+          <w:lang w:val="en-US"/>
+        </w:rPr>
+        <w:t>11     100         20        2                     0.001  0.063505</w:t>
+      </w:r>
+    </w:p>
+    <w:p>
+      <w:pPr>
+        <w:rPr>
+          <w:lang w:val="en-US"/>
+        </w:rPr>
+      </w:pPr>
+      <w:r>
+        <w:rPr>
+          <w:lang w:val="en-US"/>
+        </w:rPr>
+        <w:lastRenderedPageBreak/>
+        <w:t>Fitting 3 folds for each of 30 candidates, totalling 90 fits</w:t>
+      </w:r>
+    </w:p>
+    <w:p>
+      <w:pPr>
+        <w:rPr>
+          <w:lang w:val="en-US"/>
+        </w:rPr>
+      </w:pPr>
+      <w:r>
+        <w:rPr>
+          <w:lang w:val="en-US"/>
+        </w:rPr>
+        <w:t>[CV] END .....................C=0.1, gamma=scale, kernel=rbf; total time=   0.0s</w:t>
+      </w:r>
+    </w:p>
+    <w:p>
+      <w:pPr>
+        <w:rPr>
+          <w:lang w:val="en-US"/>
+        </w:rPr>
+      </w:pPr>
+      <w:r>
+        <w:rPr>
+          <w:lang w:val="en-US"/>
+        </w:rPr>
+        <w:t>[CV] END .....................C=0.1, gamma=scale, kernel=rbf; total time=   0.0s</w:t>
+      </w:r>
+    </w:p>
+    <w:p>
+      <w:pPr>
+        <w:rPr>
+          <w:lang w:val="en-US"/>
+        </w:rPr>
+      </w:pPr>
+      <w:r>
+        <w:rPr>
+          <w:lang w:val="en-US"/>
+        </w:rPr>
+        <w:t>[CV] END .....................C=0.1, gamma=scale, kernel=rbf; total time=   0.0s</w:t>
+      </w:r>
+    </w:p>
+    <w:p>
+      <w:pPr>
+        <w:rPr>
+          <w:lang w:val="en-US"/>
+        </w:rPr>
+      </w:pPr>
+      <w:r>
+        <w:rPr>
+          <w:lang w:val="en-US"/>
+        </w:rPr>
+        <w:t>[CV] END ..................C=0.1, gamma=scale, kernel=linear; total time=   0.0s</w:t>
+      </w:r>
+    </w:p>
+    <w:p>
+      <w:pPr>
+        <w:rPr>
+          <w:lang w:val="en-US"/>
+        </w:rPr>
+      </w:pPr>
+      <w:r>
+        <w:rPr>
+          <w:lang w:val="en-US"/>
+        </w:rPr>
+        <w:t>[CV] END ..................C=0.1, gamma=scale, kernel=linear; total time=   0.0s</w:t>
+      </w:r>
+    </w:p>
+    <w:p>
+      <w:pPr>
+        <w:rPr>
+          <w:lang w:val="en-US"/>
+        </w:rPr>
+      </w:pPr>
+      <w:r>
+        <w:rPr>
+          <w:lang w:val="en-US"/>
+        </w:rPr>
+        <w:t>[CV] END ..................C=0.1, gamma=scale, kernel=linear; total time=   0.0s</w:t>
+      </w:r>
+    </w:p>
+    <w:p>
+      <w:pPr>
+        <w:rPr>
+          <w:lang w:val="en-US"/>
+        </w:rPr>
+      </w:pPr>
+      <w:r>
+        <w:rPr>
+          <w:lang w:val="en-US"/>
+        </w:rPr>
+        <w:t>[CV] END .....................C=0.1, gamma=0.001, kernel=rbf; total time=   0.0s</w:t>
+      </w:r>
+    </w:p>
+    <w:p>
+      <w:pPr>
+        <w:rPr>
+          <w:lang w:val="en-US"/>
+        </w:rPr>
+      </w:pPr>
+      <w:r>
+        <w:rPr>
+          <w:lang w:val="en-US"/>
+        </w:rPr>
+        <w:t>[CV] END .....................C=0.1, gamma=0.001, kernel=rbf; total time=   0.0s</w:t>
+      </w:r>
+    </w:p>
+    <w:p>
+      <w:pPr>
+        <w:rPr>
+          <w:lang w:val="en-US"/>
+        </w:rPr>
+      </w:pPr>
+      <w:r>
+        <w:rPr>
+          <w:lang w:val="en-US"/>
+        </w:rPr>
+        <w:t>[CV] END .....................C=0.1, gamma=0.001, kernel=rbf; total time=   0.0s</w:t>
+      </w:r>
+    </w:p>
+    <w:p>
+      <w:pPr>
+        <w:rPr>
+          <w:lang w:val="en-US"/>
+        </w:rPr>
+      </w:pPr>
+      <w:r>
+        <w:rPr>
+          <w:lang w:val="en-US"/>
+        </w:rPr>
+        <w:t>[CV] END ..................C=0.1, gamma=0.001, kernel=linear; total time=   0.0s</w:t>
+      </w:r>
+    </w:p>
+    <w:p>
+      <w:pPr>
+        <w:rPr>
+          <w:lang w:val="en-US"/>
+        </w:rPr>
+      </w:pPr>
+      <w:r>
+        <w:rPr>
+          <w:lang w:val="en-US"/>
+        </w:rPr>
+        <w:t>[CV] END ..................C=0.1, gamma=0.001, kernel=linear; total time=   0.0s</w:t>
+      </w:r>
+    </w:p>
+    <w:p>
+      <w:pPr>
+        <w:rPr>
+          <w:lang w:val="en-US"/>
+        </w:rPr>
+      </w:pPr>
+      <w:r>
+        <w:rPr>
+          <w:lang w:val="en-US"/>
+        </w:rPr>
+        <w:t>[CV] END ..................C=0.1, gamma=0.001, kernel=linear; total time=   0.0s</w:t>
+      </w:r>
+    </w:p>
+    <w:p>
+      <w:pPr>
+        <w:rPr>
+          <w:lang w:val="en-US"/>
+        </w:rPr>
+      </w:pPr>
+      <w:r>
+        <w:rPr>
+          <w:lang w:val="en-US"/>
+        </w:rPr>
+        <w:t>[CV] END ......................C=0.1, gamma=0.01, kernel=rbf; total time=   0.0s</w:t>
+      </w:r>
+    </w:p>
+    <w:p>
+      <w:pPr>
+        <w:rPr>
+          <w:lang w:val="en-US"/>
+        </w:rPr>
+      </w:pPr>
+      <w:r>
+        <w:rPr>
+          <w:lang w:val="en-US"/>
+        </w:rPr>
+        <w:t>[CV] END ......................C=0.1, gamma=0.01, kernel=rbf; total time=   0.0s</w:t>
+      </w:r>
+    </w:p>
+    <w:p>
+      <w:pPr>
+        <w:rPr>
+          <w:lang w:val="en-US"/>
+        </w:rPr>
+      </w:pPr>
+      <w:r>
+        <w:rPr>
+          <w:lang w:val="en-US"/>
+        </w:rPr>
+        <w:t>[CV] END ......................C=0.1, gamma=0.01, kernel=rbf; total time=   0.0s</w:t>
+      </w:r>
+    </w:p>
+    <w:p>
+      <w:pPr>
+        <w:rPr>
+          <w:lang w:val="en-US"/>
+        </w:rPr>
+      </w:pPr>
+      <w:r>
+        <w:rPr>
+          <w:lang w:val="en-US"/>
+        </w:rPr>
+        <w:t>[CV] END ...................C=0.1, gamma=0.01, kernel=linear; total time=   0.0s</w:t>
+      </w:r>
+    </w:p>
+    <w:p>
+      <w:pPr>
+        <w:rPr>
+          <w:lang w:val="en-US"/>
+        </w:rPr>
+      </w:pPr>
+      <w:r>
+        <w:rPr>
+          <w:lang w:val="en-US"/>
+        </w:rPr>
+        <w:t>[CV] END ...................C=0.1, gamma=0.01, kernel=linear; total time=   0.0s</w:t>
+      </w:r>
+    </w:p>
+    <w:p>
+      <w:pPr>
+        <w:rPr>
+          <w:lang w:val="en-US"/>
+        </w:rPr>
+      </w:pPr>
+      <w:r>
+        <w:rPr>
+          <w:lang w:val="en-US"/>
+        </w:rPr>
+        <w:t>[CV] END ...................C=0.1, gamma=0.01, kernel=linear; total time=   0.0s</w:t>
+      </w:r>
+    </w:p>
+    <w:p>
+      <w:pPr>
+        <w:rPr>
+          <w:lang w:val="en-US"/>
+        </w:rPr>
+      </w:pPr>
+      <w:r>
+        <w:rPr>
+          <w:lang w:val="en-US"/>
+        </w:rPr>
+        <w:t>[CV] END .....................C=1.0, gamma=scale, kernel=rbf; total time=   0.0s</w:t>
+      </w:r>
+    </w:p>
+    <w:p>
+      <w:pPr>
+        <w:rPr>
+          <w:lang w:val="en-US"/>
+        </w:rPr>
+      </w:pPr>
+      <w:r>
+        <w:rPr>
+          <w:lang w:val="en-US"/>
+        </w:rPr>
+        <w:t>[CV] END .....................C=1.0, gamma=scale, kernel=rbf; total time=   0.0s</w:t>
+      </w:r>
+    </w:p>
+    <w:p>
+      <w:pPr>
+        <w:rPr>
+          <w:lang w:val="en-US"/>
+        </w:rPr>
+      </w:pPr>
+      <w:r>
+        <w:rPr>
+          <w:lang w:val="en-US"/>
+        </w:rPr>
+        <w:t>[CV] END .....................C=1.0, gamma=scale, kernel=rbf; total time=   0.0s</w:t>
+      </w:r>
+    </w:p>
+    <w:p>
+      <w:pPr>
+        <w:rPr>
+          <w:lang w:val="en-US"/>
+        </w:rPr>
+      </w:pPr>
+      <w:r>
+        <w:rPr>
+          <w:lang w:val="en-US"/>
+        </w:rPr>
+        <w:t>[CV] END ..................C=1.0, gamma=scale, kernel=linear; total time=   0.0s</w:t>
+      </w:r>
+    </w:p>
+    <w:p>
+      <w:pPr>
+        <w:rPr>
+          <w:lang w:val="en-US"/>
+        </w:rPr>
+      </w:pPr>
+      <w:r>
+        <w:rPr>
+          <w:lang w:val="en-US"/>
+        </w:rPr>
+        <w:t>[CV] END ..................C=1.0, gamma=scale, kernel=linear; total time=   0.0s</w:t>
+      </w:r>
+    </w:p>
+    <w:p>
+      <w:pPr>
+        <w:rPr>
+          <w:lang w:val="en-US"/>
+        </w:rPr>
+      </w:pPr>
+      <w:r>
+        <w:rPr>
+          <w:lang w:val="en-US"/>
+        </w:rPr>
+        <w:t>[CV] END ..................C=1.0, gamma=scale, kernel=linear; total time=   0.0s</w:t>
+      </w:r>
+    </w:p>
+    <w:p>
+      <w:pPr>
+        <w:rPr>
+          <w:lang w:val="en-US"/>
+        </w:rPr>
+      </w:pPr>
+      <w:r>
+        <w:rPr>
+          <w:lang w:val="en-US"/>
+        </w:rPr>
+        <w:t>[CV] END .....................C=1.0, gamma=0.001, kernel=rbf; total time=   0.0s</w:t>
+      </w:r>
+    </w:p>
+    <w:p>
+      <w:pPr>
+        <w:rPr>
+          <w:lang w:val="en-US"/>
+        </w:rPr>
+      </w:pPr>
+      <w:r>
+        <w:rPr>
+          <w:lang w:val="en-US"/>
+        </w:rPr>
+        <w:t>[CV] END .....................C=1.0, gamma=0.001, kernel=rbf; total time=   0.0s</w:t>
+      </w:r>
+    </w:p>
+    <w:p>
+      <w:pPr>
+        <w:rPr>
+          <w:lang w:val="en-US"/>
+        </w:rPr>
+      </w:pPr>
+      <w:r>
+        <w:rPr>
+          <w:lang w:val="en-US"/>
+        </w:rPr>
+        <w:t>[CV] END .....................C=1.0, gamma=0.001, kernel=rbf; total time=   0.0s</w:t>
+      </w:r>
+    </w:p>
+    <w:p>
+      <w:pPr>
+        <w:rPr>
+          <w:lang w:val="en-US"/>
+        </w:rPr>
+      </w:pPr>
+      <w:r>
+        <w:rPr>
+          <w:lang w:val="en-US"/>
+        </w:rPr>
+        <w:t>[CV] END ..................C=1.0, gamma=0.001, kernel=linear; total time=   0.0s</w:t>
+      </w:r>
+    </w:p>
+    <w:p>
+      <w:pPr>
+        <w:rPr>
+          <w:lang w:val="en-US"/>
+        </w:rPr>
+      </w:pPr>
+      <w:r>
+        <w:rPr>
+          <w:lang w:val="en-US"/>
+        </w:rPr>
+        <w:t>[CV] END ..................C=1.0, gamma=0.001, kernel=linear; total time=   0.0s</w:t>
+      </w:r>
+    </w:p>
+    <w:p>
+      <w:pPr>
+        <w:rPr>
+          <w:lang w:val="en-US"/>
+        </w:rPr>
+      </w:pPr>
+      <w:r>
+        <w:rPr>
+          <w:lang w:val="en-US"/>
+        </w:rPr>
+        <w:t>[CV] END ..................C=1.0, gamma=0.001, kernel=linear; total time=   0.1s</w:t>
+      </w:r>
+    </w:p>
+    <w:p>
+      <w:pPr>
+        <w:rPr>
+          <w:lang w:val="en-US"/>
+        </w:rPr>
+      </w:pPr>
+      <w:r>
+        <w:rPr>
+          <w:lang w:val="en-US"/>
+        </w:rPr>
+        <w:lastRenderedPageBreak/>
+        <w:t>[CV] END ......................C=1.0, gamma=0.01, kernel=rbf; total time=   0.0s</w:t>
+      </w:r>
+    </w:p>
+    <w:p>
+      <w:pPr>
+        <w:rPr>
+          <w:lang w:val="en-US"/>
+        </w:rPr>
+      </w:pPr>
+      <w:r>
+        <w:rPr>
+          <w:lang w:val="en-US"/>
+        </w:rPr>
+        <w:t>[CV] END ......................C=1.0, gamma=0.01, kernel=rbf; total time=   0.0s</w:t>
+      </w:r>
+    </w:p>
+    <w:p>
+      <w:pPr>
+        <w:rPr>
+          <w:lang w:val="en-US"/>
+        </w:rPr>
+      </w:pPr>
+      <w:r>
+        <w:rPr>
+          <w:lang w:val="en-US"/>
+        </w:rPr>
+        <w:t>[CV] END ......................C=1.0, gamma=0.01, kernel=rbf; total time=   0.0s</w:t>
+      </w:r>
+    </w:p>
+    <w:p>
+      <w:pPr>
+        <w:rPr>
+          <w:lang w:val="en-US"/>
+        </w:rPr>
+      </w:pPr>
+      <w:r>
+        <w:rPr>
+          <w:lang w:val="en-US"/>
+        </w:rPr>
+        <w:t>[CV] END ...................C=1.0, gamma=0.01, kernel=linear; total time=   0.0s</w:t>
+      </w:r>
+    </w:p>
+    <w:p>
+      <w:pPr>
+        <w:rPr>
+          <w:lang w:val="en-US"/>
+        </w:rPr>
+      </w:pPr>
+      <w:r>
+        <w:rPr>
+          <w:lang w:val="en-US"/>
+        </w:rPr>
+        <w:t>[CV] END ...................C=1.0, gamma=0.01, kernel=linear; total time=   0.0s</w:t>
+      </w:r>
+    </w:p>
+    <w:p>
+      <w:pPr>
+        <w:rPr>
+          <w:lang w:val="en-US"/>
+        </w:rPr>
+      </w:pPr>
+      <w:r>
+        <w:rPr>
+          <w:lang w:val="en-US"/>
+        </w:rPr>
+        <w:t>[CV] END ...................C=1.0, gamma=0.01, kernel=linear; total time=   0.0s</w:t>
+      </w:r>
+    </w:p>
+    <w:p>
+      <w:pPr>
+        <w:rPr>
+          <w:lang w:val="en-US"/>
+        </w:rPr>
+      </w:pPr>
+      <w:r>
+        <w:rPr>
+          <w:lang w:val="en-US"/>
+        </w:rPr>
+        <w:t>[CV] END ....................C=10.0, gamma=scale, kernel=rbf; total time=   0.0s</w:t>
+      </w:r>
+    </w:p>
+    <w:p>
+      <w:pPr>
+        <w:rPr>
+          <w:lang w:val="en-US"/>
+        </w:rPr>
+      </w:pPr>
+      <w:r>
+        <w:rPr>
+          <w:lang w:val="en-US"/>
+        </w:rPr>
+        <w:t>[CV] END ....................C=10.0, gamma=scale, kernel=rbf; total time=   0.0s</w:t>
+      </w:r>
+    </w:p>
+    <w:p>
+      <w:pPr>
+        <w:rPr>
+          <w:lang w:val="en-US"/>
+        </w:rPr>
+      </w:pPr>
+      <w:r>
+        <w:rPr>
+          <w:lang w:val="en-US"/>
+        </w:rPr>
+        <w:t>[CV] END ....................C=10.0, gamma=scale, kernel=rbf; total time=   0.0s</w:t>
+      </w:r>
+    </w:p>
+    <w:p>
+      <w:pPr>
+        <w:rPr>
+          <w:lang w:val="en-US"/>
+        </w:rPr>
+      </w:pPr>
+      <w:r>
+        <w:rPr>
+          <w:lang w:val="en-US"/>
+        </w:rPr>
+        <w:t>[CV] END .................C=10.0, gamma=scale, kernel=linear; total time=   0.0s</w:t>
+      </w:r>
+    </w:p>
+    <w:p>
+      <w:pPr>
+        <w:rPr>
+          <w:lang w:val="en-US"/>
+        </w:rPr>
+      </w:pPr>
+      <w:r>
+        <w:rPr>
+          <w:lang w:val="en-US"/>
+        </w:rPr>
+        <w:t>[CV] END .................C=10.0, gamma=scale, kernel=linear; total time=   0.2s</w:t>
+      </w:r>
+    </w:p>
+    <w:p>
+      <w:pPr>
+        <w:rPr>
+          <w:lang w:val="en-US"/>
+        </w:rPr>
+      </w:pPr>
+      <w:r>
+        <w:rPr>
+          <w:lang w:val="en-US"/>
+        </w:rPr>
+        <w:t>[CV] END .................C=10.0, gamma=scale, kernel=linear; total time=   0.6s</w:t>
+      </w:r>
+    </w:p>
+    <w:p>
+      <w:pPr>
+        <w:rPr>
+          <w:lang w:val="en-US"/>
+        </w:rPr>
+      </w:pPr>
+      <w:r>
+        <w:rPr>
+          <w:lang w:val="en-US"/>
+        </w:rPr>
+        <w:t>[CV] END ....................C=10.0, gamma=0.001, kernel=rbf; total time=   0.0s</w:t>
+      </w:r>
+    </w:p>
+    <w:p>
+      <w:pPr>
+        <w:rPr>
+          <w:lang w:val="en-US"/>
+        </w:rPr>
+      </w:pPr>
+      <w:r>
+        <w:rPr>
+          <w:lang w:val="en-US"/>
+        </w:rPr>
+        <w:t>[CV] END ....................C=10.0, gamma=0.001, kernel=rbf; total time=   0.0s</w:t>
+      </w:r>
+    </w:p>
+    <w:p>
+      <w:pPr>
+        <w:rPr>
+          <w:lang w:val="en-US"/>
+        </w:rPr>
+      </w:pPr>
+      <w:r>
+        <w:rPr>
+          <w:lang w:val="en-US"/>
+        </w:rPr>
+        <w:t>[CV] END ....................C=10.0, gamma=0.001, kernel=rbf; total time=   0.0s</w:t>
+      </w:r>
+    </w:p>
+    <w:p>
+      <w:pPr>
+        <w:rPr>
+          <w:lang w:val="en-US"/>
+        </w:rPr>
+      </w:pPr>
+      <w:r>
+        <w:rPr>
+          <w:lang w:val="en-US"/>
+        </w:rPr>
+        <w:t>[CV] END .................C=10.0, gamma=0.001, kernel=linear; total time=   0.0s</w:t>
+      </w:r>
+    </w:p>
+    <w:p>
+      <w:pPr>
+        <w:rPr>
+          <w:lang w:val="en-US"/>
+        </w:rPr>
+      </w:pPr>
+      <w:r>
+        <w:rPr>
+          <w:lang w:val="en-US"/>
+        </w:rPr>
+        <w:t>[CV] END .................C=10.0, gamma=0.001, kernel=linear; total time=   0.2s</w:t>
+      </w:r>
+    </w:p>
+    <w:p>
+      <w:pPr>
+        <w:rPr>
+          <w:lang w:val="en-US"/>
+        </w:rPr>
+      </w:pPr>
+      <w:r>
+        <w:rPr>
+          <w:lang w:val="en-US"/>
+        </w:rPr>
+        <w:t>[CV] END .................C=10.0, gamma=0.001, kernel=linear; total time=   0.6s</w:t>
+      </w:r>
+    </w:p>
+    <w:p>
+      <w:pPr>
+        <w:rPr>
+          <w:lang w:val="en-US"/>
+        </w:rPr>
+      </w:pPr>
+      <w:r>
+        <w:rPr>
+          <w:lang w:val="en-US"/>
+        </w:rPr>
+        <w:t>[CV] END .....................C=10.0, gamma=0.01, kernel=rbf; total time=   0.0s</w:t>
+      </w:r>
+    </w:p>
+    <w:p>
+      <w:pPr>
+        <w:rPr>
+          <w:lang w:val="en-US"/>
+        </w:rPr>
+      </w:pPr>
+      <w:r>
+        <w:rPr>
+          <w:lang w:val="en-US"/>
+        </w:rPr>
+        <w:t>[CV] END .....................C=10.0, gamma=0.01, kernel=rbf; total time=   0.0s</w:t>
+      </w:r>
+    </w:p>
+    <w:p>
+      <w:pPr>
+        <w:rPr>
+          <w:lang w:val="en-US"/>
+        </w:rPr>
+      </w:pPr>
+      <w:r>
+        <w:rPr>
+          <w:lang w:val="en-US"/>
+        </w:rPr>
+        <w:t>[CV] END .....................C=10.0, gamma=0.01, kernel=rbf; total time=   0.0s</w:t>
+      </w:r>
+    </w:p>
+    <w:p>
+      <w:pPr>
+        <w:rPr>
+          <w:lang w:val="en-US"/>
+        </w:rPr>
+      </w:pPr>
+      <w:r>
+        <w:rPr>
+          <w:lang w:val="en-US"/>
+        </w:rPr>
+        <w:t>[CV] END ..................C=10.0, gamma=0.01, kernel=linear; total time=   0.0s</w:t>
+      </w:r>
+    </w:p>
+    <w:p>
+      <w:pPr>
+        <w:rPr>
+          <w:lang w:val="en-US"/>
+        </w:rPr>
+      </w:pPr>
+      <w:r>
+        <w:rPr>
+          <w:lang w:val="en-US"/>
+        </w:rPr>
+        <w:t>[CV] END ..................C=10.0, gamma=0.01, kernel=linear; total time=   0.2s</w:t>
+      </w:r>
+    </w:p>
+    <w:p>
+      <w:pPr>
+        <w:rPr>
+          <w:lang w:val="en-US"/>
+        </w:rPr>
+      </w:pPr>
+      <w:r>
+        <w:rPr>
+          <w:lang w:val="en-US"/>
+        </w:rPr>
+        <w:t>[CV] END ..................C=10.0, gamma=0.01, kernel=linear; total time=   0.6s</w:t>
+      </w:r>
+    </w:p>
+    <w:p>
+      <w:pPr>
+        <w:rPr>
+          <w:lang w:val="en-US"/>
+        </w:rPr>
+      </w:pPr>
+      <w:r>
+        <w:rPr>
+          <w:lang w:val="en-US"/>
+        </w:rPr>
+        <w:t>[CV] END ...................C=100.0, gamma=scale, kernel=rbf; total time=   0.0s</w:t>
+      </w:r>
+    </w:p>
+    <w:p>
+      <w:pPr>
+        <w:rPr>
+          <w:lang w:val="en-US"/>
+        </w:rPr>
+      </w:pPr>
+      <w:r>
+        <w:rPr>
+          <w:lang w:val="en-US"/>
+        </w:rPr>
+        <w:t>[CV] END ...................C=100.0, gamma=scale, kernel=rbf; total time=   0.0s</w:t>
+      </w:r>
+    </w:p>
+    <w:p>
+      <w:pPr>
+        <w:rPr>
+          <w:lang w:val="en-US"/>
+        </w:rPr>
+      </w:pPr>
+      <w:r>
+        <w:rPr>
+          <w:lang w:val="en-US"/>
+        </w:rPr>
+        <w:t>[CV] END ...................C=100.0, gamma=scale, kernel=rbf; total time=   0.0s</w:t>
+      </w:r>
+    </w:p>
+    <w:p>
+      <w:pPr>
+        <w:rPr>
+          <w:lang w:val="en-US"/>
+        </w:rPr>
+      </w:pPr>
+      <w:r>
+        <w:rPr>
+          <w:lang w:val="en-US"/>
+        </w:rPr>
+        <w:t>[CV] END ................C=100.0, gamma=scale, kernel=linear; total time=   0.0s</w:t>
+      </w:r>
+    </w:p>
+    <w:p>
+      <w:pPr>
+        <w:rPr>
+          <w:lang w:val="en-US"/>
+        </w:rPr>
+      </w:pPr>
+      <w:r>
+        <w:rPr>
+          <w:lang w:val="en-US"/>
+        </w:rPr>
+        <w:t>[CV] END ................C=100.0, gamma=scale, kernel=linear; total time=   2.3s</w:t>
+      </w:r>
+    </w:p>
+    <w:p>
+      <w:pPr>
+        <w:rPr>
+          <w:lang w:val="en-US"/>
+        </w:rPr>
+      </w:pPr>
+      <w:r>
+        <w:rPr>
+          <w:lang w:val="en-US"/>
+        </w:rPr>
+        <w:t>[CV] END ................C=100.0, gamma=scale, kernel=linear; total time=   8.7s</w:t>
+      </w:r>
+    </w:p>
+    <w:p>
+      <w:pPr>
+        <w:rPr>
+          <w:lang w:val="en-US"/>
+        </w:rPr>
+      </w:pPr>
+      <w:r>
+        <w:rPr>
+          <w:lang w:val="en-US"/>
+        </w:rPr>
+        <w:t>[CV] END ...................C=100.0, gamma=0.001, kernel=rbf; total time=   0.0s</w:t>
+      </w:r>
+    </w:p>
+    <w:p>
+      <w:pPr>
+        <w:rPr>
+          <w:lang w:val="en-US"/>
+        </w:rPr>
+      </w:pPr>
+      <w:r>
+        <w:rPr>
+          <w:lang w:val="en-US"/>
+        </w:rPr>
+        <w:lastRenderedPageBreak/>
+        <w:t>[CV] END ...................C=100.0, gamma=0.001, kernel=rbf; total time=   0.0s</w:t>
+      </w:r>
+    </w:p>
+    <w:p>
+      <w:pPr>
+        <w:rPr>
+          <w:lang w:val="en-US"/>
+        </w:rPr>
+      </w:pPr>
+      <w:r>
+        <w:rPr>
+          <w:lang w:val="en-US"/>
+        </w:rPr>
+        <w:t>[CV] END ...................C=100.0, gamma=0.001, kernel=rbf; total time=   0.0s</w:t>
+      </w:r>
+    </w:p>
+    <w:p>
+      <w:pPr>
+        <w:rPr>
+          <w:lang w:val="en-US"/>
+        </w:rPr>
+      </w:pPr>
+      <w:r>
+        <w:rPr>
+          <w:lang w:val="en-US"/>
+        </w:rPr>
+        <w:t>[CV] END ................C=100.0, gamma=0.001, kernel=linear; total time=   0.0s</w:t>
+      </w:r>
+    </w:p>
+    <w:p>
+      <w:pPr>
+        <w:rPr>
+          <w:lang w:val="en-US"/>
+        </w:rPr>
+      </w:pPr>
+      <w:r>
+        <w:rPr>
+          <w:lang w:val="en-US"/>
+        </w:rPr>
+        <w:t>[CV] END ................C=100.0, gamma=0.001, kernel=linear; total time=   2.2s</w:t>
+      </w:r>
+    </w:p>
+    <w:p>
+      <w:pPr>
+        <w:rPr>
+          <w:lang w:val="en-US"/>
+        </w:rPr>
+      </w:pPr>
+      <w:r>
+        <w:rPr>
+          <w:lang w:val="en-US"/>
+        </w:rPr>
+        <w:t>[CV] END ................C=100.0, gamma=0.001, kernel=linear; total time=   8.6s</w:t>
+      </w:r>
+    </w:p>
+    <w:p>
+      <w:pPr>
+        <w:rPr>
+          <w:lang w:val="en-US"/>
+        </w:rPr>
+      </w:pPr>
+      <w:r>
+        <w:rPr>
+          <w:lang w:val="en-US"/>
+        </w:rPr>
+        <w:t>[CV] END ....................C=100.0, gamma=0.01, kernel=rbf; total time=   0.0s</w:t>
+      </w:r>
+    </w:p>
+    <w:p>
+      <w:pPr>
+        <w:rPr>
+          <w:lang w:val="en-US"/>
+        </w:rPr>
+      </w:pPr>
+      <w:r>
+        <w:rPr>
+          <w:lang w:val="en-US"/>
+        </w:rPr>
+        <w:t>[CV] END ....................C=100.0, gamma=0.01, kernel=rbf; total time=   0.0s</w:t>
+      </w:r>
+    </w:p>
+    <w:p>
+      <w:pPr>
+        <w:rPr>
+          <w:lang w:val="en-US"/>
+        </w:rPr>
+      </w:pPr>
+      <w:r>
+        <w:rPr>
+          <w:lang w:val="en-US"/>
+        </w:rPr>
+        <w:t>[CV] END ....................C=100.0, gamma=0.01, kernel=rbf; total time=   0.0s</w:t>
+      </w:r>
+    </w:p>
+    <w:p>
+      <w:pPr>
+        <w:rPr>
+          <w:lang w:val="en-US"/>
+        </w:rPr>
+      </w:pPr>
+      <w:r>
+        <w:rPr>
+          <w:lang w:val="en-US"/>
+        </w:rPr>
+        <w:t>[CV] END .................C=100.0, gamma=0.01, kernel=linear; total time=   0.0s</w:t>
+      </w:r>
+    </w:p>
+    <w:p>
+      <w:pPr>
+        <w:rPr>
+          <w:lang w:val="en-US"/>
+        </w:rPr>
+      </w:pPr>
+      <w:r>
+        <w:rPr>
+          <w:lang w:val="en-US"/>
+        </w:rPr>
+        <w:t>[CV] END .................C=100.0, gamma=0.01, kernel=linear; total time=   2.2s</w:t>
+      </w:r>
+    </w:p>
+    <w:p>
+      <w:pPr>
+        <w:rPr>
+          <w:lang w:val="en-US"/>
+        </w:rPr>
+      </w:pPr>
+      <w:r>
+        <w:rPr>
+          <w:lang w:val="en-US"/>
+        </w:rPr>
+        <w:t>[CV] END .................C=100.0, gamma=0.01, kernel=linear; total time=   8.9s</w:t>
+      </w:r>
+    </w:p>
+    <w:p>
+      <w:pPr>
+        <w:rPr>
+          <w:lang w:val="en-US"/>
+        </w:rPr>
+      </w:pPr>
+      <w:r>
+        <w:rPr>
+          <w:lang w:val="en-US"/>
+        </w:rPr>
+        <w:t>[CV] END ..................C=1000.0, gamma=scale, kernel=rbf; total time=   0.0s</w:t>
+      </w:r>
+    </w:p>
+    <w:p>
+      <w:pPr>
+        <w:rPr>
+          <w:lang w:val="en-US"/>
+        </w:rPr>
+      </w:pPr>
+      <w:r>
+        <w:rPr>
+          <w:lang w:val="en-US"/>
+        </w:rPr>
+        <w:t>[CV] END ..................C=1000.0, gamma=scale, kernel=rbf; total time=   0.0s</w:t>
+      </w:r>
+    </w:p>
+    <w:p>
+      <w:pPr>
+        <w:rPr>
+          <w:lang w:val="en-US"/>
+        </w:rPr>
+      </w:pPr>
+      <w:r>
+        <w:rPr>
+          <w:lang w:val="en-US"/>
+        </w:rPr>
+        <w:t>[CV] END ..................C=1000.0, gamma=scale, kernel=rbf; total time=   0.0s</w:t>
+      </w:r>
+    </w:p>
+    <w:p>
+      <w:pPr>
+        <w:rPr>
+          <w:lang w:val="en-US"/>
+        </w:rPr>
+      </w:pPr>
+      <w:r>
+        <w:rPr>
+          <w:lang w:val="en-US"/>
+        </w:rPr>
+        <w:t>[CV] END ...............C=1000.0, gamma=scale, kernel=linear; total time=   0.0s</w:t>
+      </w:r>
+    </w:p>
+    <w:p>
+      <w:pPr>
+        <w:rPr>
+          <w:lang w:val="en-US"/>
+        </w:rPr>
+      </w:pPr>
+      <w:r>
+        <w:rPr>
+          <w:lang w:val="en-US"/>
+        </w:rPr>
+        <w:t>[CV] END ...............C=1000.0, gamma=scale, kernel=linear; total time=  38.1s</w:t>
+      </w:r>
+    </w:p>
+    <w:p>
+      <w:pPr>
+        <w:rPr>
+          <w:lang w:val="en-US"/>
+        </w:rPr>
+      </w:pPr>
+      <w:r>
+        <w:rPr>
+          <w:lang w:val="en-US"/>
+        </w:rPr>
+        <w:t>[CV] END ...............C=1000.0, gamma=scale, kernel=linear; total time= 3.8min</w:t>
+      </w:r>
+    </w:p>
+    <w:p>
+      <w:pPr>
+        <w:rPr>
+          <w:lang w:val="en-US"/>
+        </w:rPr>
+      </w:pPr>
+      <w:r>
+        <w:rPr>
+          <w:lang w:val="en-US"/>
+        </w:rPr>
+        <w:t>[CV] END ..................C=1000.0, gamma=0.001, kernel=rbf; total time=   0.0s</w:t>
+      </w:r>
+    </w:p>
+    <w:p>
+      <w:pPr>
+        <w:rPr>
+          <w:lang w:val="en-US"/>
+        </w:rPr>
+      </w:pPr>
+      <w:r>
+        <w:rPr>
+          <w:lang w:val="en-US"/>
+        </w:rPr>
+        <w:t>[CV] END ..................C=1000.0, gamma=0.001, kernel=rbf; total time=   0.0s</w:t>
+      </w:r>
+    </w:p>
+    <w:p>
+      <w:pPr>
+        <w:rPr>
+          <w:lang w:val="en-US"/>
+        </w:rPr>
+      </w:pPr>
+      <w:r>
+        <w:rPr>
+          <w:lang w:val="en-US"/>
+        </w:rPr>
+        <w:t>[CV] END ..................C=1000.0, gamma=0.001, kernel=rbf; total time=   0.1s</w:t>
+      </w:r>
+    </w:p>
+    <w:p>
+      <w:pPr>
+        <w:rPr>
+          <w:lang w:val="en-US"/>
+        </w:rPr>
+      </w:pPr>
+      <w:r>
+        <w:rPr>
+          <w:lang w:val="en-US"/>
+        </w:rPr>
+        <w:t>[CV] END ...............C=1000.0, gamma=0.001, kernel=linear; total time=   0.0s</w:t>
+      </w:r>
+    </w:p>
+    <w:p>
+      <w:pPr>
+        <w:rPr>
+          <w:lang w:val="en-US"/>
+        </w:rPr>
+      </w:pPr>
+      <w:r>
+        <w:rPr>
+          <w:lang w:val="en-US"/>
+        </w:rPr>
+        <w:t>[CV] END ...............C=1000.0, gamma=0.001, kernel=linear; total time=  36.6s</w:t>
+      </w:r>
+    </w:p>
+    <w:p>
+      <w:pPr>
+        <w:rPr>
+          <w:lang w:val="en-US"/>
+        </w:rPr>
+      </w:pPr>
+      <w:r>
+        <w:rPr>
+          <w:lang w:val="en-US"/>
+        </w:rPr>
+        <w:t>[CV] END ...............C=1000.0, gamma=0.001, kernel=linear; total time= 4.0min</w:t>
+      </w:r>
+    </w:p>
+    <w:p>
+      <w:pPr>
+        <w:rPr>
+          <w:lang w:val="en-US"/>
+        </w:rPr>
+      </w:pPr>
+      <w:r>
+        <w:rPr>
+          <w:lang w:val="en-US"/>
+        </w:rPr>
+        <w:t>[CV] END ...................C=1000.0, gamma=0.01, kernel=rbf; total time=   0.0s</w:t>
+      </w:r>
+    </w:p>
+    <w:p>
+      <w:pPr>
+        <w:rPr>
+          <w:lang w:val="en-US"/>
+        </w:rPr>
+      </w:pPr>
+      <w:r>
+        <w:rPr>
+          <w:lang w:val="en-US"/>
+        </w:rPr>
+        <w:t>[CV] END ...................C=1000.0, gamma=0.01, kernel=rbf; total time=   0.1s</w:t>
+      </w:r>
+    </w:p>
+    <w:p>
+      <w:pPr>
+        <w:rPr>
+          <w:lang w:val="en-US"/>
+        </w:rPr>
+      </w:pPr>
+      <w:r>
+        <w:rPr>
+          <w:lang w:val="en-US"/>
+        </w:rPr>
+        <w:t>[CV] END ...................C=1000.0, gamma=0.01, kernel=rbf; total time=   0.2s</w:t>
+      </w:r>
+    </w:p>
+    <w:p>
+      <w:pPr>
+        <w:rPr>
+          <w:lang w:val="en-US"/>
+        </w:rPr>
+      </w:pPr>
+      <w:r>
+        <w:rPr>
+          <w:lang w:val="en-US"/>
+        </w:rPr>
+        <w:t>[CV] END ................C=1000.0, gamma=0.01, kernel=linear; total time=   0.0s</w:t>
+      </w:r>
+    </w:p>
+    <w:p>
+      <w:pPr>
+        <w:rPr>
+          <w:lang w:val="en-US"/>
+        </w:rPr>
+      </w:pPr>
+      <w:r>
+        <w:rPr>
+          <w:lang w:val="en-US"/>
+        </w:rPr>
+        <w:t>[CV] END ................C=1000.0, gamma=0.01, kernel=linear; total time=  36.6s</w:t>
+      </w:r>
+    </w:p>
+    <w:p>
+      <w:pPr>
+        <w:rPr>
+          <w:lang w:val="en-US"/>
+        </w:rPr>
+      </w:pPr>
+      <w:r>
+        <w:rPr>
+          <w:lang w:val="en-US"/>
+        </w:rPr>
+        <w:t>[CV] END ................C=1000.0, gamma=0.01, kernel=linear; total time= 3.9min</w:t>
+      </w:r>
+    </w:p>
+    <w:p>
+      <w:r>
+        <w:t xml:space="preserve">Melhores </w:t>
+      </w:r>
+      <w:proofErr w:type="spellStart"/>
+      <w:r>
+        <w:t>hiperparâmetros</w:t>
+      </w:r>
+      <w:proofErr w:type="spellEnd"/>
+      <w:r>
+        <w:t xml:space="preserve"> SVR encontrados: {'C': 0.1, '</w:t>
+      </w:r>
+      <w:proofErr w:type="spellStart"/>
+      <w:r>
+        <w:t>gamma</w:t>
+      </w:r>
+      <w:proofErr w:type="spellEnd"/>
+      <w:r>
+        <w:t>': 0.001, 'kernel': '</w:t>
+      </w:r>
+      <w:proofErr w:type="spellStart"/>
+      <w:r>
+        <w:t>rbf</w:t>
+      </w:r>
+      <w:proofErr w:type="spellEnd"/>
+      <w:r>
+        <w:t>'}</w:t>
+      </w:r>
+    </w:p>
+    <w:p>
+      <w:r>
+        <w:t>Melhor MAE SVR: -0.04305674032888903</w:t>
+      </w:r>
+    </w:p>
+    <w:p/>
+    <w:p>
+      <w:r>
+        <w:t>TABELA COMPARATIVA DE HIPERPARÂMETROS SVR</w:t>
+      </w:r>
+    </w:p>
+    <w:p>
+      <w:r>
+        <w:t xml:space="preserve">    C (Regularização)  Kernel  </w:t>
+      </w:r>
+      <w:proofErr w:type="spellStart"/>
+      <w:r>
+        <w:t>Gamma</w:t>
+      </w:r>
+      <w:proofErr w:type="spellEnd"/>
+      <w:r>
+        <w:t xml:space="preserve">       MAE</w:t>
+      </w:r>
+    </w:p>
+    <w:p>
+      <w:r>
+        <w:t xml:space="preserve">0                 0.1     </w:t>
+      </w:r>
+      <w:proofErr w:type="spellStart"/>
+      <w:r>
+        <w:t>rbf</w:t>
+      </w:r>
+      <w:proofErr w:type="spellEnd"/>
+      <w:r>
+        <w:t xml:space="preserve">  0.001  0.043057</w:t>
+      </w:r>
+    </w:p>
+    <w:p>
+      <w:pPr>
+        <w:rPr>
+          <w:lang w:val="en-US"/>
+        </w:rPr>
+      </w:pPr>
+      <w:r>
+        <w:rPr>
+          <w:lang w:val="en-US"/>
+        </w:rPr>
+        <w:t>1                 1.0     rbf  0.001  0.044071</w:t>
+      </w:r>
+    </w:p>
+    <w:p>
+      <w:pPr>
+        <w:rPr>
+          <w:lang w:val="en-US"/>
+        </w:rPr>
+      </w:pPr>
+      <w:r>
+        <w:rPr>
+          <w:lang w:val="en-US"/>
+        </w:rPr>
+        <w:t>2                 0.1     rbf   0.01  0.044873</w:t>
+      </w:r>
+    </w:p>
+    <w:p>
+      <w:pPr>
+        <w:rPr>
+          <w:lang w:val="en-US"/>
+        </w:rPr>
+      </w:pPr>
+      <w:r>
+        <w:rPr>
+          <w:lang w:val="en-US"/>
+        </w:rPr>
+        <w:t>3                 0.1     rbf  scale  0.048375</w:t>
+      </w:r>
+    </w:p>
+    <w:p>
+      <w:pPr>
+        <w:rPr>
+          <w:lang w:val="en-US"/>
+        </w:rPr>
+      </w:pPr>
+      <w:r>
+        <w:rPr>
+          <w:lang w:val="en-US"/>
+        </w:rPr>
+        <w:t>4                10.0     rbf  scale  0.051160</w:t>
+      </w:r>
+    </w:p>
+    <w:p>
+      <w:pPr>
+        <w:rPr>
+          <w:lang w:val="en-US"/>
+        </w:rPr>
+      </w:pPr>
+      <w:r>
+        <w:rPr>
+          <w:lang w:val="en-US"/>
+        </w:rPr>
+        <w:t>5                 1.0  linear   0.01  0.054105</w:t>
+      </w:r>
+    </w:p>
+    <w:p>
+      <w:pPr>
+        <w:rPr>
+          <w:lang w:val="en-US"/>
+        </w:rPr>
+      </w:pPr>
+      <w:r>
+        <w:rPr>
+          <w:lang w:val="en-US"/>
+        </w:rPr>
+        <w:t>6                 1.0  linear  0.001  0.054105</w:t>
+      </w:r>
+    </w:p>
+    <w:p>
+      <w:pPr>
+        <w:rPr>
+          <w:lang w:val="en-US"/>
+        </w:rPr>
+      </w:pPr>
+      <w:r>
+        <w:rPr>
+          <w:lang w:val="en-US"/>
+        </w:rPr>
+        <w:t>7                 1.0  linear  scale  0.054105</w:t>
+      </w:r>
+    </w:p>
+    <w:p>
+      <w:pPr>
+        <w:rPr>
+          <w:lang w:val="en-US"/>
+        </w:rPr>
+      </w:pPr>
+      <w:r>
+        <w:rPr>
+          <w:lang w:val="en-US"/>
+        </w:rPr>
+        <w:t>8                10.0     rbf  0.001  0.054242</w:t>
+      </w:r>
+    </w:p>
+    <w:p>
+      <w:pPr>
+        <w:rPr>
+          <w:lang w:val="en-US"/>
+        </w:rPr>
+      </w:pPr>
+      <w:r>
+        <w:rPr>
+          <w:lang w:val="en-US"/>
+        </w:rPr>
+        <w:t>9               100.0     rbf  scale  0.054368</w:t>
+      </w:r>
+    </w:p>
+    <w:p>
+      <w:pPr>
+        <w:rPr>
+          <w:lang w:val="en-US"/>
+        </w:rPr>
+      </w:pPr>
+      <w:r>
+        <w:rPr>
+          <w:lang w:val="en-US"/>
+        </w:rPr>
+        <w:t>10             1000.0     rbf  scale  0.054368</w:t>
+      </w:r>
+    </w:p>
+    <w:p>
+      <w:pPr>
+        <w:rPr>
+          <w:lang w:val="en-US"/>
+        </w:rPr>
+      </w:pPr>
+      <w:r>
+        <w:rPr>
+          <w:lang w:val="en-US"/>
+        </w:rPr>
+        <w:t>11                0.1  linear   0.01  0.057853</w:t>
+      </w:r>
+    </w:p>
+    <w:p>
+      <w:pPr>
+        <w:rPr>
+          <w:lang w:val="en-US"/>
+        </w:rPr>
+      </w:pPr>
+      <w:r>
+        <w:rPr>
+          <w:lang w:val="en-US"/>
+        </w:rPr>
+        <w:t>12                0.1  linear  scale  0.057853</w:t>
+      </w:r>
+    </w:p>
+    <w:p>
+      <w:pPr>
+        <w:rPr>
+          <w:lang w:val="en-US"/>
+        </w:rPr>
+      </w:pPr>
+      <w:r>
+        <w:rPr>
+          <w:lang w:val="en-US"/>
+        </w:rPr>
+        <w:t>13                0.1  linear  0.001  0.057853</w:t>
+      </w:r>
+    </w:p>
+    <w:p>
+      <w:pPr>
+        <w:rPr>
+          <w:lang w:val="en-US"/>
+        </w:rPr>
+      </w:pPr>
+      <w:r>
+        <w:rPr>
+          <w:lang w:val="en-US"/>
+        </w:rPr>
+        <w:t>14               10.0  linear  0.001  0.058675</w:t>
+      </w:r>
+    </w:p>
+    <w:p>
+      <w:pPr>
+        <w:rPr>
+          <w:lang w:val="en-US"/>
+        </w:rPr>
+      </w:pPr>
+      <w:r>
+        <w:rPr>
+          <w:lang w:val="en-US"/>
+        </w:rPr>
+        <w:t>15               10.0  linear  scale  0.058675</w:t>
+      </w:r>
+    </w:p>
+    <w:p>
+      <w:pPr>
+        <w:rPr>
+          <w:lang w:val="en-US"/>
+        </w:rPr>
+      </w:pPr>
+      <w:r>
+        <w:rPr>
+          <w:lang w:val="en-US"/>
+        </w:rPr>
+        <w:t>16               10.0  linear   0.01  0.058675</w:t>
+      </w:r>
+    </w:p>
+    <w:p>
+      <w:pPr>
+        <w:rPr>
+          <w:lang w:val="en-US"/>
+        </w:rPr>
+      </w:pPr>
+      <w:r>
+        <w:rPr>
+          <w:lang w:val="en-US"/>
+        </w:rPr>
+        <w:t>17                1.0     rbf  scale  0.059739</w:t>
+      </w:r>
+    </w:p>
+    <w:p>
+      <w:pPr>
+        <w:rPr>
+          <w:lang w:val="en-US"/>
+        </w:rPr>
+      </w:pPr>
+      <w:r>
+        <w:rPr>
+          <w:lang w:val="en-US"/>
+        </w:rPr>
+        <w:t>18                1.0     rbf   0.01  0.059855</w:t>
+      </w:r>
+    </w:p>
+    <w:p>
+      <w:pPr>
+        <w:rPr>
+          <w:lang w:val="en-US"/>
+        </w:rPr>
+      </w:pPr>
+      <w:r>
+        <w:rPr>
+          <w:lang w:val="en-US"/>
+        </w:rPr>
+        <w:t>19              100.0  linear  scale  0.064774</w:t>
+      </w:r>
+    </w:p>
+    <w:p>
+      <w:pPr>
+        <w:rPr>
+          <w:lang w:val="en-US"/>
+        </w:rPr>
+      </w:pPr>
+      <w:r>
+        <w:rPr>
+          <w:lang w:val="en-US"/>
+        </w:rPr>
+        <w:t>20              100.0  linear   0.01  0.064774</w:t>
+      </w:r>
+    </w:p>
+    <w:p>
+      <w:pPr>
+        <w:rPr>
+          <w:lang w:val="en-US"/>
+        </w:rPr>
+      </w:pPr>
+      <w:r>
+        <w:rPr>
+          <w:lang w:val="en-US"/>
+        </w:rPr>
+        <w:t>21              100.0  linear  0.001  0.064774</w:t>
+      </w:r>
+    </w:p>
+    <w:p>
+      <w:pPr>
+        <w:rPr>
+          <w:lang w:val="en-US"/>
+        </w:rPr>
+      </w:pPr>
+      <w:r>
+        <w:rPr>
+          <w:lang w:val="en-US"/>
+        </w:rPr>
+        <w:t>22             1000.0     rbf  0.001  0.065904</w:t>
+      </w:r>
+    </w:p>
+    <w:p>
+      <w:pPr>
+        <w:rPr>
+          <w:lang w:val="en-US"/>
+        </w:rPr>
+      </w:pPr>
+      <w:r>
+        <w:rPr>
+          <w:lang w:val="en-US"/>
+        </w:rPr>
+        <w:t>23              100.0     rbf  0.001  0.068454</w:t>
+      </w:r>
+    </w:p>
+    <w:p>
+      <w:pPr>
+        <w:rPr>
+          <w:lang w:val="en-US"/>
+        </w:rPr>
+      </w:pPr>
+      <w:r>
+        <w:rPr>
+          <w:lang w:val="en-US"/>
+        </w:rPr>
+        <w:t>24             1000.0  linear   0.01  0.070483</w:t>
+      </w:r>
+    </w:p>
+    <w:p>
+      <w:pPr>
+        <w:rPr>
+          <w:lang w:val="en-US"/>
+        </w:rPr>
+      </w:pPr>
+      <w:r>
+        <w:rPr>
+          <w:lang w:val="en-US"/>
+        </w:rPr>
+        <w:t>25             1000.0  linear  0.001  0.070483</w:t>
+      </w:r>
+    </w:p>
+    <w:p>
+      <w:pPr>
+        <w:rPr>
+          <w:lang w:val="en-US"/>
+        </w:rPr>
+      </w:pPr>
+      <w:r>
+        <w:rPr>
+          <w:lang w:val="en-US"/>
+        </w:rPr>
+        <w:t>26             1000.0  linear  scale  0.070483</w:t>
+      </w:r>
+    </w:p>
+    <w:p>
+      <w:pPr>
+        <w:rPr>
+          <w:lang w:val="en-US"/>
+        </w:rPr>
+      </w:pPr>
+      <w:r>
+        <w:rPr>
+          <w:lang w:val="en-US"/>
+        </w:rPr>
+        <w:t>27               10.0     rbf   0.01  0.073558</w:t>
+      </w:r>
+    </w:p>
+    <w:p>
+      <w:pPr>
+        <w:rPr>
+          <w:lang w:val="en-US"/>
+        </w:rPr>
+      </w:pPr>
+      <w:r>
+        <w:rPr>
+          <w:lang w:val="en-US"/>
+        </w:rPr>
+        <w:lastRenderedPageBreak/>
+        <w:t>28              100.0     rbf   0.01  0.085383</w:t>
+      </w:r>
+    </w:p>
+    <w:p>
+      <w:r>
+        <w:t xml:space="preserve">29             1000.0     </w:t>
+      </w:r>
+      <w:proofErr w:type="spellStart"/>
+      <w:r>
+        <w:t>rbf</w:t>
+      </w:r>
+      <w:proofErr w:type="spellEnd"/>
+      <w:r>
+        <w:t xml:space="preserve">   0.01  0.145569</w:t>
+      </w:r>
+    </w:p>
+    <w:p>
+      <w:r>
+        <w:t>RESULTADOS FINAIS LSTM (TESTE)</w:t>
+      </w:r>
+    </w:p>
+    <w:p>
+      <w:r>
+        <w:t>RMSE : 0.0179</w:t>
+      </w:r>
+    </w:p>
+    <w:p>
+      <w:r>
+        <w:t>MAPE : 1307.0892</w:t>
+      </w:r>
+    </w:p>
+    <w:p>
+      <w:r>
+        <w:t>RESULTADOS FINAIS SVR (TESTE)</w:t>
+      </w:r>
+    </w:p>
+    <w:p>
+      <w:r>
+        <w:t>RMSE SVR: 0.0192</w:t>
+      </w:r>
+    </w:p>
+    <w:p>
+      <w:r>
+        <w:t>MAPE SVR: 4092.3485</w:t>
+      </w:r>
+    </w:p>
+    <w:p/>
+    <w:p>
+      <w:r>
+        <w:t>Taxa de Acerto Direcional LSTM de todo o período de teste: 47.65%</w:t>
+      </w:r>
+    </w:p>
+    <w:p>
+      <w:r>
+        <w:t>Taxa de Acerto Direcional LSTM das primeiras 10 previsões: 70.00%</w:t>
+      </w:r>
+    </w:p>
+    <w:p/>
+    <w:p>
+      <w:r>
+        <w:t>Taxa de Acerto Direcional SVR de todo o período de teste: 45.62%</w:t>
       </w:r>
     </w:p>
     <w:p>
